--- a/docs/Resume-JCLA_2025.docx
+++ b/docs/Resume-JCLA_2025.docx
@@ -945,6 +945,7 @@
               <w:t xml:space="preserve">Portfolio: </w:t>
             </w:r>
             <w:hyperlink r:id="rId12" w:history="1">
+              <w:proofErr w:type="spellStart"/>
               <w:r>
                 <w:rPr>
                   <w:rStyle w:val="Hyperlink"/>
@@ -952,8 +953,49 @@
                   <w:sz w:val="18"/>
                   <w:lang w:val="es-MX"/>
                 </w:rPr>
-                <w:t>Click to visualize</w:t>
+                <w:t>Click</w:t>
               </w:r>
+              <w:proofErr w:type="spellEnd"/>
+              <w:r>
+                <w:rPr>
+                  <w:rStyle w:val="Hyperlink"/>
+                  <w:spacing w:val="-5"/>
+                  <w:sz w:val="18"/>
+                  <w:lang w:val="es-MX"/>
+                </w:rPr>
+                <w:t xml:space="preserve"> </w:t>
+              </w:r>
+              <w:proofErr w:type="spellStart"/>
+              <w:r>
+                <w:rPr>
+                  <w:rStyle w:val="Hyperlink"/>
+                  <w:spacing w:val="-5"/>
+                  <w:sz w:val="18"/>
+                  <w:lang w:val="es-MX"/>
+                </w:rPr>
+                <w:t>to</w:t>
+              </w:r>
+              <w:proofErr w:type="spellEnd"/>
+              <w:r>
+                <w:rPr>
+                  <w:rStyle w:val="Hyperlink"/>
+                  <w:spacing w:val="-5"/>
+                  <w:sz w:val="18"/>
+                  <w:lang w:val="es-MX"/>
+                </w:rPr>
+                <w:t xml:space="preserve"> </w:t>
+              </w:r>
+              <w:proofErr w:type="spellStart"/>
+              <w:r>
+                <w:rPr>
+                  <w:rStyle w:val="Hyperlink"/>
+                  <w:spacing w:val="-5"/>
+                  <w:sz w:val="18"/>
+                  <w:lang w:val="es-MX"/>
+                </w:rPr>
+                <w:t>visualize</w:t>
+              </w:r>
+              <w:proofErr w:type="spellEnd"/>
             </w:hyperlink>
           </w:p>
         </w:tc>
@@ -1337,6 +1379,7 @@
                 <w:szCs w:val="20"/>
               </w:rPr>
             </w:pPr>
+            <w:proofErr w:type="spellStart"/>
             <w:r>
               <w:rPr>
                 <w:color w:val="3E3938"/>
@@ -1344,7 +1387,44 @@
                 <w:sz w:val="18"/>
                 <w:szCs w:val="20"/>
               </w:rPr>
-              <w:t>WebdriverIO – Cypress – Selenium</w:t>
+              <w:t>WebdriverIO</w:t>
+            </w:r>
+            <w:proofErr w:type="spellEnd"/>
+            <w:r>
+              <w:rPr>
+                <w:color w:val="3E3938"/>
+                <w:spacing w:val="-6"/>
+                <w:sz w:val="18"/>
+                <w:szCs w:val="20"/>
+              </w:rPr>
+              <w:t xml:space="preserve"> – Cypress – Selenium</w:t>
+            </w:r>
+            <w:r>
+              <w:rPr>
+                <w:color w:val="3E3938"/>
+                <w:spacing w:val="-6"/>
+                <w:sz w:val="18"/>
+                <w:szCs w:val="20"/>
+              </w:rPr>
+              <w:t xml:space="preserve"> </w:t>
+            </w:r>
+            <w:r>
+              <w:rPr>
+                <w:color w:val="3E3938"/>
+                <w:spacing w:val="-6"/>
+                <w:sz w:val="18"/>
+                <w:szCs w:val="20"/>
+              </w:rPr>
+              <w:t xml:space="preserve">– </w:t>
+            </w:r>
+            <w:r>
+              <w:rPr>
+                <w:color w:val="3E3938"/>
+                <w:spacing w:val="-6"/>
+                <w:sz w:val="18"/>
+                <w:szCs w:val="20"/>
+              </w:rPr>
+              <w:t>Playwright</w:t>
             </w:r>
           </w:p>
           <w:p>
@@ -1402,7 +1482,27 @@
                 <w:sz w:val="18"/>
                 <w:szCs w:val="20"/>
               </w:rPr>
-              <w:t>JavaScript Algorithms and Data Structures</w:t>
+              <w:t xml:space="preserve">Selenium </w:t>
+            </w:r>
+            <w:proofErr w:type="spellStart"/>
+            <w:r>
+              <w:rPr>
+                <w:color w:val="3E3938"/>
+                <w:spacing w:val="-6"/>
+                <w:sz w:val="18"/>
+                <w:szCs w:val="20"/>
+              </w:rPr>
+              <w:t>Webdriver</w:t>
+            </w:r>
+            <w:proofErr w:type="spellEnd"/>
+            <w:r>
+              <w:rPr>
+                <w:color w:val="3E3938"/>
+                <w:spacing w:val="-6"/>
+                <w:sz w:val="18"/>
+                <w:szCs w:val="20"/>
+              </w:rPr>
+              <w:t xml:space="preserve"> with Python</w:t>
             </w:r>
           </w:p>
           <w:p>
@@ -1428,7 +1528,7 @@
                 <w:sz w:val="18"/>
                 <w:szCs w:val="20"/>
               </w:rPr>
-              <w:t>Responsive Web Design</w:t>
+              <w:t>JavaScript Algorithms and Data Structures</w:t>
             </w:r>
           </w:p>
           <w:p>
@@ -1454,7 +1554,7 @@
                 <w:sz w:val="18"/>
                 <w:szCs w:val="20"/>
               </w:rPr>
-              <w:t>Introduction to Data analysis with Python</w:t>
+              <w:t>Responsive Web Design</w:t>
             </w:r>
           </w:p>
           <w:p>
@@ -1480,7 +1580,7 @@
                 <w:sz w:val="18"/>
                 <w:szCs w:val="20"/>
               </w:rPr>
-              <w:t>Managing GIT, GITHUB</w:t>
+              <w:t>Introduction to Data analysis with Python</w:t>
             </w:r>
           </w:p>
           <w:p>
@@ -1506,24 +1606,8 @@
                 <w:sz w:val="18"/>
                 <w:szCs w:val="20"/>
               </w:rPr>
-              <w:t>Fundamental Management</w:t>
-            </w:r>
-          </w:p>
-          <w:p>
-            <w:pPr>
-              <w:pStyle w:val="TableParagraph"/>
-              <w:tabs>
-                <w:tab w:val="left" w:pos="861"/>
-              </w:tabs>
-              <w:spacing w:line="256" w:lineRule="exact"/>
-              <w:jc w:val="both"/>
-              <w:rPr>
-                <w:color w:val="3E3938"/>
-                <w:spacing w:val="-6"/>
-                <w:sz w:val="18"/>
-                <w:szCs w:val="20"/>
-              </w:rPr>
-            </w:pPr>
+              <w:t>Managing GIT, GITHUB</w:t>
+            </w:r>
           </w:p>
           <w:p>
             <w:pPr>
@@ -1541,6 +1625,15 @@
                 <w:szCs w:val="20"/>
               </w:rPr>
             </w:pPr>
+            <w:r>
+              <w:rPr>
+                <w:color w:val="3E3938"/>
+                <w:spacing w:val="-6"/>
+                <w:sz w:val="18"/>
+                <w:szCs w:val="20"/>
+              </w:rPr>
+              <w:t>Fundamental Management</w:t>
+            </w:r>
           </w:p>
           <w:p>
             <w:pPr>
@@ -1557,15 +1650,6 @@
                 <w:szCs w:val="20"/>
               </w:rPr>
             </w:pPr>
-            <w:r>
-              <w:rPr>
-                <w:color w:val="3E3938"/>
-                <w:spacing w:val="-6"/>
-                <w:sz w:val="18"/>
-                <w:szCs w:val="20"/>
-              </w:rPr>
-              <w:t>I graduated as an Electronic Engineer from the Autonomous University of Baja California and currently work as a Manual QA Engineer. While I enjoy manual testing for its demand for careful attention to detail, what truly excites me is automation—especially when it enhances efficiency and reliability.</w:t>
-            </w:r>
           </w:p>
           <w:p>
             <w:pPr>
@@ -1605,43 +1689,7 @@
                 <w:sz w:val="18"/>
                 <w:szCs w:val="20"/>
               </w:rPr>
-              <w:t xml:space="preserve">My curiosity led me to explore test automation, and I now spend much of my free time </w:t>
-            </w:r>
-            <w:r>
-              <w:rPr>
-                <w:color w:val="3E3938"/>
-                <w:spacing w:val="-6"/>
-                <w:sz w:val="18"/>
-                <w:szCs w:val="20"/>
-              </w:rPr>
-              <w:t>creating automated test scripts to validate web functionality and improve testing efficiency</w:t>
-            </w:r>
-            <w:r>
-              <w:rPr>
-                <w:color w:val="3E3938"/>
-                <w:spacing w:val="-6"/>
-                <w:sz w:val="18"/>
-                <w:szCs w:val="20"/>
-              </w:rPr>
-              <w:t xml:space="preserve"> </w:t>
-            </w:r>
-            <w:r>
-              <w:rPr>
-                <w:color w:val="3E3938"/>
-                <w:spacing w:val="-6"/>
-                <w:sz w:val="18"/>
-                <w:szCs w:val="20"/>
-              </w:rPr>
-              <w:t>with</w:t>
-            </w:r>
-            <w:r>
-              <w:rPr>
-                <w:color w:val="3E3938"/>
-                <w:spacing w:val="-6"/>
-                <w:sz w:val="18"/>
-                <w:szCs w:val="20"/>
-              </w:rPr>
-              <w:t xml:space="preserve"> </w:t>
+              <w:t xml:space="preserve">I graduated as an Electronic Engineer from the Autonomous University of Baja California and currently work as a QA Engineer with a strong foundation in </w:t>
             </w:r>
             <w:r>
               <w:rPr>
@@ -1652,7 +1700,7 @@
                 <w:sz w:val="18"/>
                 <w:szCs w:val="20"/>
               </w:rPr>
-              <w:t>WebdriverIO</w:t>
+              <w:t>both manual and automated testing</w:t>
             </w:r>
             <w:r>
               <w:rPr>
@@ -1661,145 +1709,7 @@
                 <w:sz w:val="18"/>
                 <w:szCs w:val="20"/>
               </w:rPr>
-              <w:t xml:space="preserve">, </w:t>
-            </w:r>
-            <w:r>
-              <w:rPr>
-                <w:b/>
-                <w:bCs/>
-                <w:color w:val="3E3938"/>
-                <w:spacing w:val="-6"/>
-                <w:sz w:val="18"/>
-                <w:szCs w:val="20"/>
-              </w:rPr>
-              <w:t>Cypress</w:t>
-            </w:r>
-            <w:r>
-              <w:rPr>
-                <w:color w:val="3E3938"/>
-                <w:spacing w:val="-6"/>
-                <w:sz w:val="18"/>
-                <w:szCs w:val="20"/>
-              </w:rPr>
-              <w:t xml:space="preserve"> </w:t>
-            </w:r>
-            <w:r>
-              <w:rPr>
-                <w:color w:val="3E3938"/>
-                <w:spacing w:val="-6"/>
-                <w:sz w:val="18"/>
-                <w:szCs w:val="20"/>
-              </w:rPr>
-              <w:t xml:space="preserve">or </w:t>
-            </w:r>
-            <w:r>
-              <w:rPr>
-                <w:b/>
-                <w:bCs/>
-                <w:color w:val="3E3938"/>
-                <w:spacing w:val="-6"/>
-                <w:sz w:val="18"/>
-                <w:szCs w:val="20"/>
-              </w:rPr>
-              <w:t>Selenium</w:t>
-            </w:r>
-            <w:r>
-              <w:rPr>
-                <w:color w:val="3E3938"/>
-                <w:spacing w:val="-6"/>
-                <w:sz w:val="18"/>
-                <w:szCs w:val="20"/>
-              </w:rPr>
-              <w:t xml:space="preserve"> </w:t>
-            </w:r>
-            <w:r>
-              <w:rPr>
-                <w:color w:val="3E3938"/>
-                <w:spacing w:val="-6"/>
-                <w:sz w:val="18"/>
-                <w:szCs w:val="20"/>
-              </w:rPr>
-              <w:t xml:space="preserve">using </w:t>
-            </w:r>
-            <w:r>
-              <w:rPr>
-                <w:b/>
-                <w:bCs/>
-                <w:color w:val="3E3938"/>
-                <w:spacing w:val="-6"/>
-                <w:sz w:val="18"/>
-                <w:szCs w:val="20"/>
-              </w:rPr>
-              <w:t>JavaScript/TypeScript</w:t>
-            </w:r>
-            <w:r>
-              <w:rPr>
-                <w:color w:val="3E3938"/>
-                <w:spacing w:val="-6"/>
-                <w:sz w:val="18"/>
-                <w:szCs w:val="20"/>
-              </w:rPr>
-              <w:t xml:space="preserve"> or </w:t>
-            </w:r>
-            <w:r>
-              <w:rPr>
-                <w:b/>
-                <w:bCs/>
-                <w:color w:val="3E3938"/>
-                <w:spacing w:val="-6"/>
-                <w:sz w:val="18"/>
-                <w:szCs w:val="20"/>
-              </w:rPr>
-              <w:t>Python</w:t>
-            </w:r>
-            <w:r>
-              <w:rPr>
-                <w:color w:val="3E3938"/>
-                <w:spacing w:val="-6"/>
-                <w:sz w:val="18"/>
-                <w:szCs w:val="20"/>
-              </w:rPr>
-              <w:t xml:space="preserve">. I also run tests through </w:t>
-            </w:r>
-            <w:r>
-              <w:rPr>
-                <w:b/>
-                <w:bCs/>
-                <w:color w:val="3E3938"/>
-                <w:spacing w:val="-6"/>
-                <w:sz w:val="18"/>
-                <w:szCs w:val="20"/>
-              </w:rPr>
-              <w:t>Jenkins</w:t>
-            </w:r>
-            <w:r>
-              <w:rPr>
-                <w:color w:val="3E3938"/>
-                <w:spacing w:val="-6"/>
-                <w:sz w:val="18"/>
-                <w:szCs w:val="20"/>
-              </w:rPr>
-              <w:t xml:space="preserve"> to follow </w:t>
-            </w:r>
-            <w:r>
-              <w:rPr>
-                <w:b/>
-                <w:bCs/>
-                <w:color w:val="3E3938"/>
-                <w:spacing w:val="-6"/>
-                <w:sz w:val="18"/>
-                <w:szCs w:val="20"/>
-              </w:rPr>
-              <w:t>CI/CD</w:t>
-            </w:r>
-            <w:r>
-              <w:rPr>
-                <w:color w:val="3E3938"/>
-                <w:spacing w:val="-6"/>
-                <w:sz w:val="18"/>
-                <w:szCs w:val="20"/>
-              </w:rPr>
-              <w:t xml:space="preserve"> best practices.</w:t>
+              <w:t>. I value manual testing for the critical thinking, domain understanding, and attention to detail it requires, and I see it as an essential part of ensuring product quality. At the same time, I’m highly motivated by automation as a way to strengthen test coverage, improve efficiency, and increase reliability across the testing process.</w:t>
             </w:r>
           </w:p>
           <w:p>
@@ -1840,8 +1750,9 @@
                 <w:sz w:val="18"/>
                 <w:szCs w:val="20"/>
               </w:rPr>
-              <w:t xml:space="preserve">I’m mostly self-taught when it comes to programming and I’ve built a solid understanding of </w:t>
-            </w:r>
+              <w:t xml:space="preserve">Driven by curiosity and continuous improvement, I have expanded my skill set into test automation and regularly build automated test scripts to validate web functionality using </w:t>
+            </w:r>
+            <w:proofErr w:type="spellStart"/>
             <w:r>
               <w:rPr>
                 <w:b/>
@@ -1851,17 +1762,9 @@
                 <w:sz w:val="18"/>
                 <w:szCs w:val="20"/>
               </w:rPr>
-              <w:t>HTML</w:t>
-            </w:r>
-            <w:r>
-              <w:rPr>
-                <w:color w:val="3E3938"/>
-                <w:spacing w:val="-6"/>
-                <w:sz w:val="18"/>
-                <w:szCs w:val="20"/>
-              </w:rPr>
-              <w:t xml:space="preserve"> and </w:t>
-            </w:r>
+              <w:t>WebdriverIO</w:t>
+            </w:r>
+            <w:proofErr w:type="spellEnd"/>
             <w:r>
               <w:rPr>
                 <w:b/>
@@ -1871,7 +1774,7 @@
                 <w:sz w:val="18"/>
                 <w:szCs w:val="20"/>
               </w:rPr>
-              <w:t>CSS</w:t>
+              <w:t>, Cypress, and Selenium</w:t>
             </w:r>
             <w:r>
               <w:rPr>
@@ -1880,7 +1783,7 @@
                 <w:sz w:val="18"/>
                 <w:szCs w:val="20"/>
               </w:rPr>
-              <w:t xml:space="preserve">. I also created an automated </w:t>
+              <w:t xml:space="preserve"> with </w:t>
             </w:r>
             <w:r>
               <w:rPr>
@@ -1891,7 +1794,7 @@
                 <w:sz w:val="18"/>
                 <w:szCs w:val="20"/>
               </w:rPr>
-              <w:t>Excel</w:t>
+              <w:t>JavaScript/TypeScript and Python</w:t>
             </w:r>
             <w:r>
               <w:rPr>
@@ -1900,7 +1803,7 @@
                 <w:sz w:val="18"/>
                 <w:szCs w:val="20"/>
               </w:rPr>
-              <w:t xml:space="preserve"> tool using </w:t>
+              <w:t xml:space="preserve"> and I’ve been working with </w:t>
             </w:r>
             <w:r>
               <w:rPr>
@@ -1911,7 +1814,7 @@
                 <w:sz w:val="18"/>
                 <w:szCs w:val="20"/>
               </w:rPr>
-              <w:t>VBA</w:t>
+              <w:t>Playwright</w:t>
             </w:r>
             <w:r>
               <w:rPr>
@@ -1920,7 +1823,56 @@
                 <w:sz w:val="18"/>
                 <w:szCs w:val="20"/>
               </w:rPr>
-              <w:t xml:space="preserve"> at a previous job to help improve team workflow — a project that sparked my passion for building smarter solutions.</w:t>
+              <w:t xml:space="preserve"> lately</w:t>
+            </w:r>
+            <w:r>
+              <w:rPr>
+                <w:color w:val="3E3938"/>
+                <w:spacing w:val="-6"/>
+                <w:sz w:val="18"/>
+                <w:szCs w:val="20"/>
+              </w:rPr>
+              <w:t xml:space="preserve">. I manage my work using </w:t>
+            </w:r>
+            <w:r>
+              <w:rPr>
+                <w:b/>
+                <w:bCs/>
+                <w:color w:val="3E3938"/>
+                <w:spacing w:val="-6"/>
+                <w:sz w:val="18"/>
+                <w:szCs w:val="20"/>
+              </w:rPr>
+              <w:t>Git and GitHub</w:t>
+            </w:r>
+            <w:r>
+              <w:rPr>
+                <w:color w:val="3E3938"/>
+                <w:spacing w:val="-6"/>
+                <w:sz w:val="18"/>
+                <w:szCs w:val="20"/>
+              </w:rPr>
+              <w:t xml:space="preserve">, and I integrate automated tests into </w:t>
+            </w:r>
+            <w:r>
+              <w:rPr>
+                <w:b/>
+                <w:bCs/>
+                <w:color w:val="3E3938"/>
+                <w:spacing w:val="-6"/>
+                <w:sz w:val="18"/>
+                <w:szCs w:val="20"/>
+              </w:rPr>
+              <w:t>Jenkins pipelines</w:t>
+            </w:r>
+            <w:r>
+              <w:rPr>
+                <w:color w:val="3E3938"/>
+                <w:spacing w:val="-6"/>
+                <w:sz w:val="18"/>
+                <w:szCs w:val="20"/>
+              </w:rPr>
+              <w:t>, following CI/CD best practices to support faster and more consistent releases.</w:t>
             </w:r>
           </w:p>
           <w:p>
@@ -1961,7 +1913,7 @@
                 <w:sz w:val="18"/>
                 <w:szCs w:val="20"/>
               </w:rPr>
-              <w:t xml:space="preserve">I find it easy to connect with others and build genuine relationships, which helps me contribute to a positive and collaborative team environment. This has shaped my approach to both </w:t>
+              <w:t xml:space="preserve">I am largely self-taught in programming and have developed a solid understanding of </w:t>
             </w:r>
             <w:r>
               <w:rPr>
@@ -1972,7 +1924,7 @@
                 <w:sz w:val="18"/>
                 <w:szCs w:val="20"/>
               </w:rPr>
-              <w:t>teamwork</w:t>
+              <w:t>HTML and CSS</w:t>
             </w:r>
             <w:r>
               <w:rPr>
@@ -1981,7 +1933,7 @@
                 <w:sz w:val="18"/>
                 <w:szCs w:val="20"/>
               </w:rPr>
-              <w:t xml:space="preserve"> and </w:t>
+              <w:t xml:space="preserve">, which helps me better analyze UI behavior and collaborate with developers. In a previous role, I also created an </w:t>
             </w:r>
             <w:r>
               <w:rPr>
@@ -1992,7 +1944,7 @@
                 <w:sz w:val="18"/>
                 <w:szCs w:val="20"/>
               </w:rPr>
-              <w:t>leadership</w:t>
+              <w:t>automated Excel tool using VBA</w:t>
             </w:r>
             <w:r>
               <w:rPr>
@@ -2001,7 +1953,7 @@
                 <w:sz w:val="18"/>
                 <w:szCs w:val="20"/>
               </w:rPr>
-              <w:t>, and it's something I value deeply in every role I take on.</w:t>
+              <w:t xml:space="preserve"> to improve team workflow—an experience that reinforced my interest in building practical solutions that support both quality and productivity.</w:t>
             </w:r>
           </w:p>
           <w:p>
@@ -2019,24 +1971,14 @@
                 <w:szCs w:val="20"/>
               </w:rPr>
             </w:pPr>
-          </w:p>
-          <w:p>
-            <w:pPr>
+            <w:r>
               <w:rPr>
                 <w:color w:val="3E3938"/>
                 <w:spacing w:val="-6"/>
                 <w:sz w:val="18"/>
                 <w:szCs w:val="20"/>
               </w:rPr>
-            </w:pPr>
-            <w:r>
-              <w:rPr>
-                <w:color w:val="3E3938"/>
-                <w:spacing w:val="-6"/>
-                <w:sz w:val="18"/>
-                <w:szCs w:val="20"/>
-              </w:rPr>
-              <w:t>I’m now seeking an opportunity to grow professionally — where I can continue learning, apply and expand my skills, demonstrate my value, and contribute to a team that values collaboration and continuous improvement.</w:t>
+              <w:t>I find it easy to connect with others and build genuine relationships, contributing to a positive and collaborative team environment. This mindset influences how I approach both teamwork and leadership, and I strongly believe that effective QA is built on communication, shared ownership, and continuous learning.</w:t>
             </w:r>
           </w:p>
           <w:p>
@@ -2070,70 +2012,35 @@
                 <w:szCs w:val="20"/>
               </w:rPr>
             </w:pPr>
-          </w:p>
-          <w:p>
-            <w:pPr>
-              <w:pStyle w:val="TableParagraph"/>
-              <w:tabs>
-                <w:tab w:val="left" w:pos="861"/>
-              </w:tabs>
-              <w:spacing w:line="256" w:lineRule="exact"/>
-              <w:jc w:val="both"/>
+            <w:r>
               <w:rPr>
                 <w:color w:val="3E3938"/>
                 <w:spacing w:val="-6"/>
                 <w:sz w:val="18"/>
                 <w:szCs w:val="20"/>
               </w:rPr>
-            </w:pPr>
-          </w:p>
-          <w:p>
-            <w:pPr>
-              <w:pStyle w:val="TableParagraph"/>
-              <w:tabs>
-                <w:tab w:val="left" w:pos="861"/>
-              </w:tabs>
-              <w:spacing w:line="256" w:lineRule="exact"/>
-              <w:jc w:val="both"/>
-              <w:rPr>
+              <w:t xml:space="preserve">I am now seeking an opportunity to continue growing professionally—where I can apply and strengthen my skills in both </w:t>
+            </w:r>
+            <w:r>
+              <w:rPr>
+                <w:b/>
+                <w:bCs/>
                 <w:color w:val="3E3938"/>
                 <w:spacing w:val="-6"/>
                 <w:sz w:val="18"/>
                 <w:szCs w:val="20"/>
               </w:rPr>
-            </w:pPr>
-          </w:p>
-          <w:p>
-            <w:pPr>
-              <w:pStyle w:val="TableParagraph"/>
-              <w:tabs>
-                <w:tab w:val="left" w:pos="861"/>
-              </w:tabs>
-              <w:spacing w:line="256" w:lineRule="exact"/>
-              <w:jc w:val="both"/>
+              <w:t>manual and automation testing</w:t>
+            </w:r>
+            <w:r>
               <w:rPr>
                 <w:color w:val="3E3938"/>
                 <w:spacing w:val="-6"/>
                 <w:sz w:val="18"/>
                 <w:szCs w:val="20"/>
               </w:rPr>
-            </w:pPr>
-          </w:p>
-          <w:p>
-            <w:pPr>
-              <w:pStyle w:val="TableParagraph"/>
-              <w:tabs>
-                <w:tab w:val="left" w:pos="861"/>
-              </w:tabs>
-              <w:spacing w:line="256" w:lineRule="exact"/>
-              <w:jc w:val="both"/>
-              <w:rPr>
-                <w:color w:val="3E3938"/>
-                <w:spacing w:val="-6"/>
-                <w:sz w:val="18"/>
-                <w:szCs w:val="20"/>
-              </w:rPr>
-            </w:pPr>
+              <w:t>, deliver measurable value, and contribute to a team that values collaboration, quality, and continuous improvement.</w:t>
+            </w:r>
           </w:p>
           <w:p>
             <w:pPr>
@@ -3389,7 +3296,25 @@
                 <w:spacing w:val="-7"/>
                 <w:lang w:val="es-MX"/>
               </w:rPr>
-              <w:t xml:space="preserve">Software QA Engineer </w:t>
+              <w:t xml:space="preserve">Software QA </w:t>
+            </w:r>
+            <w:proofErr w:type="spellStart"/>
+            <w:r>
+              <w:rPr>
+                <w:color w:val="0D4193"/>
+                <w:spacing w:val="-7"/>
+                <w:lang w:val="es-MX"/>
+              </w:rPr>
+              <w:t>Engineer</w:t>
+            </w:r>
+            <w:proofErr w:type="spellEnd"/>
+            <w:r>
+              <w:rPr>
+                <w:color w:val="0D4193"/>
+                <w:spacing w:val="-7"/>
+                <w:lang w:val="es-MX"/>
+              </w:rPr>
+              <w:t xml:space="preserve"> </w:t>
             </w:r>
           </w:p>
           <w:p>
@@ -3415,8 +3340,45 @@
                 <w:sz w:val="18"/>
                 <w:lang w:val="es-MX"/>
               </w:rPr>
-              <w:t>Dilato InfoTech, Ensenada Baja California, Mexico</w:t>
-            </w:r>
+              <w:t xml:space="preserve">Dilato </w:t>
+            </w:r>
+            <w:proofErr w:type="spellStart"/>
+            <w:r>
+              <w:rPr>
+                <w:rFonts w:ascii="Arial"/>
+                <w:b/>
+                <w:color w:val="3E3938"/>
+                <w:spacing w:val="-6"/>
+                <w:sz w:val="18"/>
+                <w:lang w:val="es-MX"/>
+              </w:rPr>
+              <w:t>InfoTech</w:t>
+            </w:r>
+            <w:proofErr w:type="spellEnd"/>
+            <w:r>
+              <w:rPr>
+                <w:rFonts w:ascii="Arial"/>
+                <w:b/>
+                <w:color w:val="3E3938"/>
+                <w:spacing w:val="-6"/>
+                <w:sz w:val="18"/>
+                <w:lang w:val="es-MX"/>
+              </w:rPr>
+              <w:t xml:space="preserve">, Ensenada Baja California, </w:t>
+            </w:r>
+            <w:proofErr w:type="spellStart"/>
+            <w:r>
+              <w:rPr>
+                <w:rFonts w:ascii="Arial"/>
+                <w:b/>
+                <w:color w:val="3E3938"/>
+                <w:spacing w:val="-6"/>
+                <w:sz w:val="18"/>
+                <w:lang w:val="es-MX"/>
+              </w:rPr>
+              <w:t>Mexico</w:t>
+            </w:r>
+            <w:proofErr w:type="spellEnd"/>
             <w:r>
               <w:rPr>
                 <w:rFonts w:ascii="Arial"/>
@@ -4053,14 +4015,52 @@
                 <w:lang w:val="es-MX"/>
               </w:rPr>
             </w:pPr>
+            <w:proofErr w:type="spellStart"/>
             <w:r>
               <w:rPr>
                 <w:color w:val="0D4193"/>
                 <w:spacing w:val="-7"/>
                 <w:lang w:val="es-MX"/>
               </w:rPr>
-              <w:t>Bilingual Service Agent</w:t>
-            </w:r>
+              <w:t>Bilingual</w:t>
+            </w:r>
+            <w:proofErr w:type="spellEnd"/>
+            <w:r>
+              <w:rPr>
+                <w:color w:val="0D4193"/>
+                <w:spacing w:val="-7"/>
+                <w:lang w:val="es-MX"/>
+              </w:rPr>
+              <w:t xml:space="preserve"> </w:t>
+            </w:r>
+            <w:proofErr w:type="spellStart"/>
+            <w:r>
+              <w:rPr>
+                <w:color w:val="0D4193"/>
+                <w:spacing w:val="-7"/>
+                <w:lang w:val="es-MX"/>
+              </w:rPr>
+              <w:t>Service</w:t>
+            </w:r>
+            <w:proofErr w:type="spellEnd"/>
+            <w:r>
+              <w:rPr>
+                <w:color w:val="0D4193"/>
+                <w:spacing w:val="-7"/>
+                <w:lang w:val="es-MX"/>
+              </w:rPr>
+              <w:t xml:space="preserve"> </w:t>
+            </w:r>
+            <w:proofErr w:type="spellStart"/>
+            <w:r>
+              <w:rPr>
+                <w:color w:val="0D4193"/>
+                <w:spacing w:val="-7"/>
+                <w:lang w:val="es-MX"/>
+              </w:rPr>
+              <w:t>Agent</w:t>
+            </w:r>
+            <w:proofErr w:type="spellEnd"/>
           </w:p>
           <w:p>
             <w:pPr>
@@ -4142,6 +4142,7 @@
               </w:rPr>
               <w:t xml:space="preserve"> </w:t>
             </w:r>
+            <w:proofErr w:type="spellStart"/>
             <w:r>
               <w:rPr>
                 <w:rFonts w:ascii="Arial"/>
@@ -4151,7 +4152,19 @@
                 <w:sz w:val="18"/>
                 <w:lang w:val="es-MX"/>
               </w:rPr>
-              <w:t>Mexico.</w:t>
+              <w:t>Mexico</w:t>
+            </w:r>
+            <w:proofErr w:type="spellEnd"/>
+            <w:r>
+              <w:rPr>
+                <w:rFonts w:ascii="Arial"/>
+                <w:b/>
+                <w:color w:val="3E3938"/>
+                <w:spacing w:val="-5"/>
+                <w:sz w:val="18"/>
+                <w:lang w:val="es-MX"/>
+              </w:rPr>
+              <w:t>.</w:t>
             </w:r>
           </w:p>
           <w:p>
@@ -4411,6 +4424,7 @@
               </w:rPr>
               <w:t xml:space="preserve"> </w:t>
             </w:r>
+            <w:proofErr w:type="spellStart"/>
             <w:r>
               <w:rPr>
                 <w:rFonts w:ascii="Arial"/>
@@ -4420,95 +4434,120 @@
                 <w:sz w:val="18"/>
                 <w:lang w:val="es-MX"/>
               </w:rPr>
-              <w:t>Manufacturing,</w:t>
-            </w:r>
+              <w:t>Manufacturing</w:t>
+            </w:r>
+            <w:proofErr w:type="spellEnd"/>
             <w:r>
               <w:rPr>
                 <w:rFonts w:ascii="Arial"/>
                 <w:b/>
                 <w:color w:val="3E3938"/>
-                <w:spacing w:val="-11"/>
+                <w:spacing w:val="-6"/>
                 <w:sz w:val="18"/>
                 <w:lang w:val="es-MX"/>
               </w:rPr>
-              <w:t xml:space="preserve"> </w:t>
+              <w:t>,</w:t>
             </w:r>
             <w:r>
               <w:rPr>
                 <w:rFonts w:ascii="Arial"/>
                 <w:b/>
                 <w:color w:val="3E3938"/>
-                <w:spacing w:val="-6"/>
+                <w:spacing w:val="-11"/>
                 <w:sz w:val="18"/>
                 <w:lang w:val="es-MX"/>
               </w:rPr>
-              <w:t>Ensenada</w:t>
+              <w:t xml:space="preserve"> </w:t>
             </w:r>
             <w:r>
               <w:rPr>
                 <w:rFonts w:ascii="Arial"/>
                 <w:b/>
                 <w:color w:val="3E3938"/>
-                <w:spacing w:val="-9"/>
+                <w:spacing w:val="-6"/>
                 <w:sz w:val="18"/>
                 <w:lang w:val="es-MX"/>
               </w:rPr>
-              <w:t xml:space="preserve"> </w:t>
+              <w:t>Ensenada</w:t>
             </w:r>
             <w:r>
               <w:rPr>
                 <w:rFonts w:ascii="Arial"/>
                 <w:b/>
                 <w:color w:val="3E3938"/>
-                <w:spacing w:val="-6"/>
+                <w:spacing w:val="-9"/>
                 <w:sz w:val="18"/>
                 <w:lang w:val="es-MX"/>
               </w:rPr>
-              <w:t>Baja</w:t>
+              <w:t xml:space="preserve"> </w:t>
             </w:r>
             <w:r>
               <w:rPr>
                 <w:rFonts w:ascii="Arial"/>
                 <w:b/>
                 <w:color w:val="3E3938"/>
-                <w:spacing w:val="-10"/>
+                <w:spacing w:val="-6"/>
                 <w:sz w:val="18"/>
                 <w:lang w:val="es-MX"/>
               </w:rPr>
-              <w:t xml:space="preserve"> </w:t>
+              <w:t>Baja</w:t>
             </w:r>
             <w:r>
               <w:rPr>
                 <w:rFonts w:ascii="Arial"/>
                 <w:b/>
                 <w:color w:val="3E3938"/>
-                <w:spacing w:val="-6"/>
+                <w:spacing w:val="-10"/>
                 <w:sz w:val="18"/>
                 <w:lang w:val="es-MX"/>
               </w:rPr>
-              <w:t>California,</w:t>
+              <w:t xml:space="preserve"> </w:t>
             </w:r>
             <w:r>
               <w:rPr>
                 <w:rFonts w:ascii="Arial"/>
                 <w:b/>
                 <w:color w:val="3E3938"/>
-                <w:spacing w:val="-13"/>
+                <w:spacing w:val="-6"/>
                 <w:sz w:val="18"/>
                 <w:lang w:val="es-MX"/>
               </w:rPr>
-              <w:t xml:space="preserve"> </w:t>
+              <w:t>California,</w:t>
             </w:r>
             <w:r>
               <w:rPr>
                 <w:rFonts w:ascii="Arial"/>
                 <w:b/>
                 <w:color w:val="3E3938"/>
+                <w:spacing w:val="-13"/>
+                <w:sz w:val="18"/>
+                <w:lang w:val="es-MX"/>
+              </w:rPr>
+              <w:t xml:space="preserve"> </w:t>
+            </w:r>
+            <w:proofErr w:type="spellStart"/>
+            <w:r>
+              <w:rPr>
+                <w:rFonts w:ascii="Arial"/>
+                <w:b/>
+                <w:color w:val="3E3938"/>
                 <w:spacing w:val="-5"/>
                 <w:sz w:val="18"/>
                 <w:lang w:val="es-MX"/>
               </w:rPr>
-              <w:t>Mexico.</w:t>
+              <w:t>Mexico</w:t>
+            </w:r>
+            <w:proofErr w:type="spellEnd"/>
+            <w:r>
+              <w:rPr>
+                <w:rFonts w:ascii="Arial"/>
+                <w:b/>
+                <w:color w:val="3E3938"/>
+                <w:spacing w:val="-5"/>
+                <w:sz w:val="18"/>
+                <w:lang w:val="es-MX"/>
+              </w:rPr>
+              <w:t>.</w:t>
             </w:r>
           </w:p>
           <w:p>
@@ -4716,6 +4755,7 @@
               </w:rPr>
               <w:t xml:space="preserve"> </w:t>
             </w:r>
+            <w:proofErr w:type="spellStart"/>
             <w:r>
               <w:rPr>
                 <w:rFonts w:ascii="Arial"/>
@@ -4727,6 +4767,7 @@
               </w:rPr>
               <w:t>Electronics</w:t>
             </w:r>
+            <w:proofErr w:type="spellEnd"/>
             <w:r>
               <w:rPr>
                 <w:rFonts w:ascii="Arial"/>
@@ -4760,6 +4801,7 @@
               </w:rPr>
               <w:t xml:space="preserve"> </w:t>
             </w:r>
+            <w:proofErr w:type="spellStart"/>
             <w:r>
               <w:rPr>
                 <w:rFonts w:ascii="Arial"/>
@@ -4769,29 +4811,65 @@
                 <w:sz w:val="18"/>
                 <w:lang w:val="es-MX"/>
               </w:rPr>
-              <w:t>Telecommunications,</w:t>
-            </w:r>
+              <w:t>Telecommunications</w:t>
+            </w:r>
+            <w:proofErr w:type="spellEnd"/>
             <w:r>
               <w:rPr>
                 <w:rFonts w:ascii="Arial"/>
                 <w:b/>
                 <w:color w:val="3E3938"/>
-                <w:spacing w:val="-11"/>
+                <w:spacing w:val="-6"/>
                 <w:sz w:val="18"/>
                 <w:lang w:val="es-MX"/>
               </w:rPr>
-              <w:t xml:space="preserve"> </w:t>
+              <w:t>,</w:t>
             </w:r>
             <w:r>
               <w:rPr>
                 <w:rFonts w:ascii="Arial"/>
                 <w:b/>
                 <w:color w:val="3E3938"/>
-                <w:spacing w:val="-6"/>
+                <w:spacing w:val="-11"/>
                 <w:sz w:val="18"/>
                 <w:lang w:val="es-MX"/>
               </w:rPr>
-              <w:t>Ensenada Baja California, Mexico.</w:t>
+              <w:t xml:space="preserve"> </w:t>
+            </w:r>
+            <w:r>
+              <w:rPr>
+                <w:rFonts w:ascii="Arial"/>
+                <w:b/>
+                <w:color w:val="3E3938"/>
+                <w:spacing w:val="-6"/>
+                <w:sz w:val="18"/>
+                <w:lang w:val="es-MX"/>
+              </w:rPr>
+              <w:t xml:space="preserve">Ensenada Baja California, </w:t>
+            </w:r>
+            <w:proofErr w:type="spellStart"/>
+            <w:r>
+              <w:rPr>
+                <w:rFonts w:ascii="Arial"/>
+                <w:b/>
+                <w:color w:val="3E3938"/>
+                <w:spacing w:val="-6"/>
+                <w:sz w:val="18"/>
+                <w:lang w:val="es-MX"/>
+              </w:rPr>
+              <w:t>Mexico</w:t>
+            </w:r>
+            <w:proofErr w:type="spellEnd"/>
+            <w:r>
+              <w:rPr>
+                <w:rFonts w:ascii="Arial"/>
+                <w:b/>
+                <w:color w:val="3E3938"/>
+                <w:spacing w:val="-6"/>
+                <w:sz w:val="18"/>
+                <w:lang w:val="es-MX"/>
+              </w:rPr>
+              <w:t>.</w:t>
             </w:r>
           </w:p>
           <w:p>
@@ -4968,6 +5046,7 @@
                 <w:lang w:val="es-MX"/>
               </w:rPr>
             </w:pPr>
+            <w:proofErr w:type="spellStart"/>
             <w:r>
               <w:rPr>
                 <w:color w:val="1F487C"/>
@@ -4976,6 +5055,7 @@
               </w:rPr>
               <w:t>Computer</w:t>
             </w:r>
+            <w:proofErr w:type="spellEnd"/>
             <w:r>
               <w:rPr>
                 <w:color w:val="1F487C"/>
@@ -4984,6 +5064,7 @@
               </w:rPr>
               <w:t xml:space="preserve"> </w:t>
             </w:r>
+            <w:proofErr w:type="spellStart"/>
             <w:r>
               <w:rPr>
                 <w:color w:val="1F487C"/>
@@ -4992,6 +5073,7 @@
               </w:rPr>
               <w:t>technician</w:t>
             </w:r>
+            <w:proofErr w:type="spellEnd"/>
           </w:p>
           <w:p>
             <w:pPr>
@@ -5047,7 +5129,31 @@
                 <w:sz w:val="18"/>
                 <w:lang w:val="es-MX"/>
               </w:rPr>
-              <w:t xml:space="preserve"> Ensenada Baja California, Mexico.</w:t>
+              <w:t xml:space="preserve"> Ensenada Baja California, </w:t>
+            </w:r>
+            <w:proofErr w:type="spellStart"/>
+            <w:r>
+              <w:rPr>
+                <w:rFonts w:ascii="Arial"/>
+                <w:b/>
+                <w:color w:val="3E3938"/>
+                <w:spacing w:val="-6"/>
+                <w:sz w:val="18"/>
+                <w:lang w:val="es-MX"/>
+              </w:rPr>
+              <w:t>Mexico</w:t>
+            </w:r>
+            <w:proofErr w:type="spellEnd"/>
+            <w:r>
+              <w:rPr>
+                <w:rFonts w:ascii="Arial"/>
+                <w:b/>
+                <w:color w:val="3E3938"/>
+                <w:spacing w:val="-6"/>
+                <w:sz w:val="18"/>
+                <w:lang w:val="es-MX"/>
+              </w:rPr>
+              <w:t>.</w:t>
             </w:r>
           </w:p>
         </w:tc>
@@ -7469,8 +7575,15 @@
           <w:color w:val="3E3938"/>
         </w:rPr>
         <w:tab/>
+      </w:r>
+      <w:proofErr w:type="spellStart"/>
+      <w:r>
+        <w:rPr>
+          <w:color w:val="3E3938"/>
+        </w:rPr>
         <w:t>C2</w:t>
       </w:r>
+      <w:proofErr w:type="spellEnd"/>
       <w:r>
         <w:rPr>
           <w:color w:val="3E3938"/>
@@ -7483,15 +7596,29 @@
           <w:color w:val="3E3938"/>
         </w:rPr>
         <w:tab/>
+      </w:r>
+      <w:proofErr w:type="spellStart"/>
+      <w:r>
+        <w:rPr>
+          <w:color w:val="3E3938"/>
+        </w:rPr>
         <w:t>C1</w:t>
       </w:r>
+      <w:proofErr w:type="spellEnd"/>
       <w:r>
         <w:rPr>
           <w:color w:val="3E3938"/>
         </w:rPr>
         <w:tab/>
+      </w:r>
+      <w:proofErr w:type="spellStart"/>
+      <w:r>
+        <w:rPr>
+          <w:color w:val="3E3938"/>
+        </w:rPr>
         <w:t>C1</w:t>
       </w:r>
+      <w:proofErr w:type="spellEnd"/>
     </w:p>
     <w:p>
       <w:pPr>
